--- a/Estimate Template.docx
+++ b/Estimate Template.docx
@@ -91,7 +91,15 @@
           </w:tcPr>
           <w:p>
             <w:r>
-              <w:t>{{estimate_number}}</w:t>
+              <w:t>{{</w:t>
+            </w:r>
+            <w:proofErr w:type="spellStart"/>
+            <w:r>
+              <w:t>estimate_number</w:t>
+            </w:r>
+            <w:proofErr w:type="spellEnd"/>
+            <w:r>
+              <w:t>}}</w:t>
             </w:r>
           </w:p>
         </w:tc>
@@ -134,7 +142,15 @@
           </w:tcPr>
           <w:p>
             <w:r>
-              <w:t>{{estimate_date}}</w:t>
+              <w:t>{{</w:t>
+            </w:r>
+            <w:proofErr w:type="spellStart"/>
+            <w:r>
+              <w:t>estimate_date</w:t>
+            </w:r>
+            <w:proofErr w:type="spellEnd"/>
+            <w:r>
+              <w:t>}}</w:t>
             </w:r>
           </w:p>
         </w:tc>
@@ -187,7 +203,23 @@
                 <w:b/>
                 <w:bCs/>
               </w:rPr>
-              <w:t>{{prepared_for}}</w:t>
+              <w:t>{{</w:t>
+            </w:r>
+            <w:proofErr w:type="spellStart"/>
+            <w:r>
+              <w:rPr>
+                <w:b/>
+                <w:bCs/>
+              </w:rPr>
+              <w:t>prepared_for</w:t>
+            </w:r>
+            <w:proofErr w:type="spellEnd"/>
+            <w:r>
+              <w:rPr>
+                <w:b/>
+                <w:bCs/>
+              </w:rPr>
+              <w:t>}}</w:t>
             </w:r>
           </w:p>
         </w:tc>
@@ -265,23 +297,44 @@
           </w:tcPr>
           <w:p>
             <w:r>
-              <w:t>{{managed_by}}</w:t>
+              <w:t>{{</w:t>
+            </w:r>
+            <w:proofErr w:type="spellStart"/>
+            <w:r>
+              <w:t>managed_by</w:t>
+            </w:r>
+            <w:proofErr w:type="spellEnd"/>
+            <w:r>
+              <w:t>}}</w:t>
             </w:r>
           </w:p>
           <w:p/>
           <w:p/>
           <w:p>
             <w:r>
-              <w:t>{{contact_name}}</w:t>
+              <w:t>{{</w:t>
+            </w:r>
+            <w:proofErr w:type="spellStart"/>
+            <w:r>
+              <w:t>contact_name</w:t>
+            </w:r>
+            <w:proofErr w:type="spellEnd"/>
+            <w:r>
+              <w:t>}}</w:t>
             </w:r>
           </w:p>
           <w:p>
             <w:r>
-              <w:t>{{contact_</w:t>
+              <w:t>{{</w:t>
+            </w:r>
+            <w:proofErr w:type="spellStart"/>
+            <w:r>
+              <w:t>contact_</w:t>
             </w:r>
             <w:r>
               <w:t>email</w:t>
             </w:r>
+            <w:proofErr w:type="spellEnd"/>
             <w:r>
               <w:t>}}</w:t>
             </w:r>
@@ -326,7 +379,15 @@
           </w:tcPr>
           <w:p>
             <w:r>
-              <w:t>{{project_location}}</w:t>
+              <w:t>{{</w:t>
+            </w:r>
+            <w:proofErr w:type="spellStart"/>
+            <w:r>
+              <w:t>project_location</w:t>
+            </w:r>
+            <w:proofErr w:type="spellEnd"/>
+            <w:r>
+              <w:t>}}</w:t>
             </w:r>
           </w:p>
         </w:tc>
@@ -536,7 +597,23 @@
                 <w:b/>
                 <w:bCs/>
               </w:rPr>
-              <w:t>{project_name}</w:t>
+              <w:t>{</w:t>
+            </w:r>
+            <w:proofErr w:type="spellStart"/>
+            <w:r>
+              <w:rPr>
+                <w:b/>
+                <w:bCs/>
+              </w:rPr>
+              <w:t>project_name</w:t>
+            </w:r>
+            <w:proofErr w:type="spellEnd"/>
+            <w:r>
+              <w:rPr>
+                <w:b/>
+                <w:bCs/>
+              </w:rPr>
+              <w:t>}</w:t>
             </w:r>
             <w:r>
               <w:rPr>
@@ -672,6 +749,7 @@
               </w:rPr>
               <w:t>{{</w:t>
             </w:r>
+            <w:proofErr w:type="spellStart"/>
             <w:r>
               <w:rPr>
                 <w:b/>
@@ -682,6 +760,7 @@
               </w:rPr>
               <w:t>section.num</w:t>
             </w:r>
+            <w:proofErr w:type="spellEnd"/>
             <w:r>
               <w:rPr>
                 <w:b/>
@@ -732,6 +811,7 @@
               </w:rPr>
               <w:t>{{</w:t>
             </w:r>
+            <w:proofErr w:type="spellStart"/>
             <w:r>
               <w:rPr>
                 <w:b/>
@@ -750,7 +830,18 @@
                 <w:sz w:val="26"/>
                 <w:szCs w:val="26"/>
               </w:rPr>
-              <w:t>title}}</w:t>
+              <w:t>title</w:t>
+            </w:r>
+            <w:proofErr w:type="spellEnd"/>
+            <w:r>
+              <w:rPr>
+                <w:b/>
+                <w:bCs/>
+                <w:color w:val="FFFFFF" w:themeColor="background1"/>
+                <w:sz w:val="26"/>
+                <w:szCs w:val="26"/>
+              </w:rPr>
+              <w:t>}}</w:t>
             </w:r>
           </w:p>
         </w:tc>
@@ -803,6 +894,7 @@
               </w:rPr>
               <w:t>{{</w:t>
             </w:r>
+            <w:proofErr w:type="spellStart"/>
             <w:r>
               <w:rPr>
                 <w:b/>
@@ -821,7 +913,18 @@
                 <w:sz w:val="26"/>
                 <w:szCs w:val="26"/>
               </w:rPr>
-              <w:t>price}}</w:t>
+              <w:t>price</w:t>
+            </w:r>
+            <w:proofErr w:type="spellEnd"/>
+            <w:r>
+              <w:rPr>
+                <w:b/>
+                <w:bCs/>
+                <w:color w:val="FFFFFF" w:themeColor="background1"/>
+                <w:sz w:val="26"/>
+                <w:szCs w:val="26"/>
+              </w:rPr>
+              <w:t>}}</w:t>
             </w:r>
           </w:p>
         </w:tc>
@@ -856,15 +959,16 @@
           <w:sz w:val="21"/>
           <w:szCs w:val="21"/>
         </w:rPr>
-        <w:t>% for line in section.</w:t>
-      </w:r>
+        <w:t xml:space="preserve">% for line in </w:t>
+      </w:r>
+      <w:proofErr w:type="spellStart"/>
       <w:r>
         <w:rPr>
           <w:color w:val="4A4A4A"/>
           <w:sz w:val="21"/>
           <w:szCs w:val="21"/>
         </w:rPr>
-        <w:t>lines</w:t>
+        <w:t>section.</w:t>
       </w:r>
       <w:r>
         <w:rPr>
@@ -872,42 +976,43 @@
           <w:sz w:val="21"/>
           <w:szCs w:val="21"/>
         </w:rPr>
-        <w:t xml:space="preserve"> %</w:t>
-      </w:r>
+        <w:t>lines</w:t>
+      </w:r>
+      <w:proofErr w:type="spellEnd"/>
       <w:r>
         <w:rPr>
           <w:color w:val="4A4A4A"/>
           <w:sz w:val="21"/>
           <w:szCs w:val="21"/>
         </w:rPr>
-        <w:t xml:space="preserve">} </w:t>
-      </w:r>
-    </w:p>
-    <w:p>
-      <w:pPr>
-        <w:spacing w:before="60" w:after="60"/>
-        <w:ind w:left="400"/>
+        <w:t xml:space="preserve"> %</w:t>
+      </w:r>
+      <w:r>
         <w:rPr>
           <w:color w:val="4A4A4A"/>
           <w:sz w:val="21"/>
           <w:szCs w:val="21"/>
         </w:rPr>
-      </w:pPr>
-      <w:r>
+        <w:t xml:space="preserve">} </w:t>
+      </w:r>
+    </w:p>
+    <w:p>
+      <w:pPr>
+        <w:spacing w:before="60" w:after="60"/>
+        <w:ind w:left="400"/>
         <w:rPr>
           <w:color w:val="4A4A4A"/>
           <w:sz w:val="21"/>
           <w:szCs w:val="21"/>
         </w:rPr>
-        <w:t>{</w:t>
-      </w:r>
+      </w:pPr>
       <w:r>
         <w:rPr>
           <w:color w:val="4A4A4A"/>
           <w:sz w:val="21"/>
           <w:szCs w:val="21"/>
         </w:rPr>
-        <w:t>{line.lineNum}</w:t>
+        <w:t>{</w:t>
       </w:r>
       <w:r>
         <w:rPr>
@@ -915,23 +1020,25 @@
           <w:sz w:val="21"/>
           <w:szCs w:val="21"/>
         </w:rPr>
-        <w:t>} {</w:t>
-      </w:r>
+        <w:t>{</w:t>
+      </w:r>
+      <w:proofErr w:type="spellStart"/>
       <w:r>
         <w:rPr>
           <w:color w:val="4A4A4A"/>
           <w:sz w:val="21"/>
           <w:szCs w:val="21"/>
         </w:rPr>
-        <w:t>{line.t</w:t>
-      </w:r>
+        <w:t>line.lineNum</w:t>
+      </w:r>
+      <w:proofErr w:type="spellEnd"/>
       <w:r>
         <w:rPr>
           <w:color w:val="4A4A4A"/>
           <w:sz w:val="21"/>
           <w:szCs w:val="21"/>
         </w:rPr>
-        <w:t>ext}</w:t>
+        <w:t>}</w:t>
       </w:r>
       <w:r>
         <w:rPr>
@@ -939,26 +1046,24 @@
           <w:sz w:val="21"/>
           <w:szCs w:val="21"/>
         </w:rPr>
-        <w:t>}</w:t>
-      </w:r>
-    </w:p>
-    <w:p>
-      <w:pPr>
-        <w:spacing w:before="60" w:after="60"/>
-        <w:ind w:left="400"/>
+        <w:t>} {</w:t>
+      </w:r>
+      <w:r>
         <w:rPr>
           <w:color w:val="4A4A4A"/>
           <w:sz w:val="21"/>
           <w:szCs w:val="21"/>
         </w:rPr>
-      </w:pPr>
+        <w:t>{</w:t>
+      </w:r>
+      <w:proofErr w:type="spellStart"/>
       <w:r>
         <w:rPr>
           <w:color w:val="4A4A4A"/>
           <w:sz w:val="21"/>
           <w:szCs w:val="21"/>
         </w:rPr>
-        <w:t>{</w:t>
+        <w:t>line.t</w:t>
       </w:r>
       <w:r>
         <w:rPr>
@@ -966,15 +1071,16 @@
           <w:sz w:val="21"/>
           <w:szCs w:val="21"/>
         </w:rPr>
-        <w:t>% endfor %</w:t>
-      </w:r>
+        <w:t>ext</w:t>
+      </w:r>
+      <w:proofErr w:type="spellEnd"/>
       <w:r>
         <w:rPr>
           <w:color w:val="4A4A4A"/>
           <w:sz w:val="21"/>
           <w:szCs w:val="21"/>
         </w:rPr>
-        <w:t xml:space="preserve"> </w:t>
+        <w:t>}</w:t>
       </w:r>
       <w:r>
         <w:rPr>
@@ -995,44 +1101,123 @@
           <w:szCs w:val="21"/>
         </w:rPr>
       </w:pPr>
-    </w:p>
-    <w:p>
-      <w:pPr>
-        <w:spacing w:before="60" w:after="60"/>
-        <w:ind w:left="400"/>
+      <w:r>
         <w:rPr>
           <w:color w:val="4A4A4A"/>
           <w:sz w:val="21"/>
           <w:szCs w:val="21"/>
         </w:rPr>
-      </w:pPr>
-    </w:p>
-    <w:p>
-      <w:pPr>
-        <w:spacing w:before="60" w:after="60"/>
-        <w:ind w:left="400"/>
+        <w:t>{</w:t>
+      </w:r>
+      <w:r>
         <w:rPr>
           <w:color w:val="4A4A4A"/>
           <w:sz w:val="21"/>
           <w:szCs w:val="21"/>
         </w:rPr>
-      </w:pPr>
+        <w:t xml:space="preserve">% </w:t>
+      </w:r>
+      <w:proofErr w:type="spellStart"/>
       <w:r>
         <w:rPr>
           <w:color w:val="4A4A4A"/>
           <w:sz w:val="21"/>
           <w:szCs w:val="21"/>
         </w:rPr>
-        <w:lastRenderedPageBreak/>
-        <w:t>{</w:t>
-      </w:r>
+        <w:t>endfor</w:t>
+      </w:r>
+      <w:proofErr w:type="spellEnd"/>
       <w:r>
         <w:rPr>
           <w:color w:val="4A4A4A"/>
           <w:sz w:val="21"/>
           <w:szCs w:val="21"/>
         </w:rPr>
-        <w:t>% endfor %</w:t>
+        <w:t xml:space="preserve"> %</w:t>
+      </w:r>
+      <w:r>
+        <w:rPr>
+          <w:color w:val="4A4A4A"/>
+          <w:sz w:val="21"/>
+          <w:szCs w:val="21"/>
+        </w:rPr>
+        <w:t xml:space="preserve"> </w:t>
+      </w:r>
+      <w:r>
+        <w:rPr>
+          <w:color w:val="4A4A4A"/>
+          <w:sz w:val="21"/>
+          <w:szCs w:val="21"/>
+        </w:rPr>
+        <w:t>}</w:t>
+      </w:r>
+    </w:p>
+    <w:p>
+      <w:pPr>
+        <w:spacing w:before="60" w:after="60"/>
+        <w:ind w:left="400"/>
+        <w:rPr>
+          <w:color w:val="4A4A4A"/>
+          <w:sz w:val="21"/>
+          <w:szCs w:val="21"/>
+        </w:rPr>
+      </w:pPr>
+    </w:p>
+    <w:p>
+      <w:pPr>
+        <w:spacing w:before="60" w:after="60"/>
+        <w:ind w:left="400"/>
+        <w:rPr>
+          <w:color w:val="4A4A4A"/>
+          <w:sz w:val="21"/>
+          <w:szCs w:val="21"/>
+        </w:rPr>
+      </w:pPr>
+    </w:p>
+    <w:p>
+      <w:pPr>
+        <w:spacing w:before="60" w:after="60"/>
+        <w:ind w:left="400"/>
+        <w:rPr>
+          <w:color w:val="4A4A4A"/>
+          <w:sz w:val="21"/>
+          <w:szCs w:val="21"/>
+        </w:rPr>
+      </w:pPr>
+      <w:r>
+        <w:rPr>
+          <w:color w:val="4A4A4A"/>
+          <w:sz w:val="21"/>
+          <w:szCs w:val="21"/>
+        </w:rPr>
+        <w:lastRenderedPageBreak/>
+        <w:t>{</w:t>
+      </w:r>
+      <w:r>
+        <w:rPr>
+          <w:color w:val="4A4A4A"/>
+          <w:sz w:val="21"/>
+          <w:szCs w:val="21"/>
+        </w:rPr>
+        <w:t xml:space="preserve">% </w:t>
+      </w:r>
+      <w:proofErr w:type="spellStart"/>
+      <w:r>
+        <w:rPr>
+          <w:color w:val="4A4A4A"/>
+          <w:sz w:val="21"/>
+          <w:szCs w:val="21"/>
+        </w:rPr>
+        <w:t>endfor</w:t>
+      </w:r>
+      <w:proofErr w:type="spellEnd"/>
+      <w:r>
+        <w:rPr>
+          <w:color w:val="4A4A4A"/>
+          <w:sz w:val="21"/>
+          <w:szCs w:val="21"/>
+        </w:rPr>
+        <w:t xml:space="preserve"> %</w:t>
       </w:r>
       <w:r>
         <w:rPr>
@@ -1178,7 +1363,15 @@
         <w:spacing w:before="100" w:after="100"/>
       </w:pPr>
       <w:r>
-        <w:t>{{additional_notes}}</w:t>
+        <w:t>{{</w:t>
+      </w:r>
+      <w:proofErr w:type="spellStart"/>
+      <w:r>
+        <w:t>additional_notes</w:t>
+      </w:r>
+      <w:proofErr w:type="spellEnd"/>
+      <w:r>
+        <w:t>}}</w:t>
       </w:r>
     </w:p>
     <w:p>
@@ -1628,7 +1821,21 @@
         <w:rPr>
           <w:color w:val="666666"/>
         </w:rPr>
-        <w:t>{payment_terms}</w:t>
+        <w:t>{</w:t>
+      </w:r>
+      <w:proofErr w:type="spellStart"/>
+      <w:r>
+        <w:rPr>
+          <w:color w:val="666666"/>
+        </w:rPr>
+        <w:t>payment_terms</w:t>
+      </w:r>
+      <w:proofErr w:type="spellEnd"/>
+      <w:r>
+        <w:rPr>
+          <w:color w:val="666666"/>
+        </w:rPr>
+        <w:t>}</w:t>
       </w:r>
     </w:p>
     <w:p>

--- a/Estimate Template.docx
+++ b/Estimate Template.docx
@@ -583,7 +583,15 @@
                 <w:b/>
                 <w:bCs/>
               </w:rPr>
-              <w:t xml:space="preserve">Project Name: </w:t>
+              <w:t xml:space="preserve">Project </w:t>
+            </w:r>
+            <w:proofErr w:type="gramStart"/>
+            <w:r>
+              <w:rPr>
+                <w:b/>
+                <w:bCs/>
+              </w:rPr>
+              <w:t xml:space="preserve">Name: </w:t>
             </w:r>
             <w:r>
               <w:rPr>
@@ -600,6 +608,7 @@
               <w:t>{</w:t>
             </w:r>
             <w:proofErr w:type="spellStart"/>
+            <w:proofErr w:type="gramEnd"/>
             <w:r>
               <w:rPr>
                 <w:b/>
@@ -681,11 +690,16 @@
         <w:t>#sections</w:t>
       </w:r>
       <w:r>
-        <w:t xml:space="preserve"> in sections %</w:t>
+        <w:t xml:space="preserve"> in </w:t>
+      </w:r>
+      <w:proofErr w:type="gramStart"/>
+      <w:r>
+        <w:t>sections %</w:t>
       </w:r>
       <w:r>
         <w:t>}</w:t>
       </w:r>
+      <w:proofErr w:type="gramEnd"/>
     </w:p>
     <w:tbl>
       <w:tblPr>
@@ -812,6 +826,7 @@
               <w:t>{{</w:t>
             </w:r>
             <w:proofErr w:type="spellStart"/>
+            <w:proofErr w:type="gramStart"/>
             <w:r>
               <w:rPr>
                 <w:b/>
@@ -833,6 +848,7 @@
               <w:t>title</w:t>
             </w:r>
             <w:proofErr w:type="spellEnd"/>
+            <w:proofErr w:type="gramEnd"/>
             <w:r>
               <w:rPr>
                 <w:b/>
@@ -895,6 +911,7 @@
               <w:t>{{</w:t>
             </w:r>
             <w:proofErr w:type="spellStart"/>
+            <w:proofErr w:type="gramStart"/>
             <w:r>
               <w:rPr>
                 <w:b/>
@@ -916,6 +933,7 @@
               <w:t>price</w:t>
             </w:r>
             <w:proofErr w:type="spellEnd"/>
+            <w:proofErr w:type="gramEnd"/>
             <w:r>
               <w:rPr>
                 <w:b/>
@@ -962,6 +980,7 @@
         <w:t xml:space="preserve">% for line in </w:t>
       </w:r>
       <w:proofErr w:type="spellStart"/>
+      <w:proofErr w:type="gramStart"/>
       <w:r>
         <w:rPr>
           <w:color w:val="4A4A4A"/>
@@ -979,6 +998,7 @@
         <w:t>lines</w:t>
       </w:r>
       <w:proofErr w:type="spellEnd"/>
+      <w:proofErr w:type="gramEnd"/>
       <w:r>
         <w:rPr>
           <w:color w:val="4A4A4A"/>
@@ -1023,6 +1043,7 @@
         <w:t>{</w:t>
       </w:r>
       <w:proofErr w:type="spellStart"/>
+      <w:proofErr w:type="gramStart"/>
       <w:r>
         <w:rPr>
           <w:color w:val="4A4A4A"/>
@@ -1032,6 +1053,7 @@
         <w:t>line.lineNum</w:t>
       </w:r>
       <w:proofErr w:type="spellEnd"/>
+      <w:proofErr w:type="gramEnd"/>
       <w:r>
         <w:rPr>
           <w:color w:val="4A4A4A"/>
@@ -1133,15 +1155,16 @@
           <w:sz w:val="21"/>
           <w:szCs w:val="21"/>
         </w:rPr>
-        <w:t xml:space="preserve"> %</w:t>
-      </w:r>
+        <w:t xml:space="preserve"> </w:t>
+      </w:r>
+      <w:proofErr w:type="gramStart"/>
       <w:r>
         <w:rPr>
           <w:color w:val="4A4A4A"/>
           <w:sz w:val="21"/>
           <w:szCs w:val="21"/>
         </w:rPr>
-        <w:t xml:space="preserve"> </w:t>
+        <w:t>%</w:t>
       </w:r>
       <w:r>
         <w:rPr>
@@ -1149,19 +1172,17 @@
           <w:sz w:val="21"/>
           <w:szCs w:val="21"/>
         </w:rPr>
-        <w:t>}</w:t>
-      </w:r>
-    </w:p>
-    <w:p>
-      <w:pPr>
-        <w:spacing w:before="60" w:after="60"/>
-        <w:ind w:left="400"/>
+        <w:t xml:space="preserve"> </w:t>
+      </w:r>
+      <w:r>
         <w:rPr>
           <w:color w:val="4A4A4A"/>
           <w:sz w:val="21"/>
           <w:szCs w:val="21"/>
         </w:rPr>
-      </w:pPr>
+        <w:t>}</w:t>
+      </w:r>
+      <w:proofErr w:type="gramEnd"/>
     </w:p>
     <w:p>
       <w:pPr>
@@ -1184,49 +1205,70 @@
           <w:szCs w:val="21"/>
         </w:rPr>
       </w:pPr>
-      <w:r>
+    </w:p>
+    <w:p>
+      <w:pPr>
+        <w:spacing w:before="60" w:after="60"/>
+        <w:ind w:left="400"/>
         <w:rPr>
           <w:color w:val="4A4A4A"/>
           <w:sz w:val="21"/>
           <w:szCs w:val="21"/>
         </w:rPr>
-        <w:lastRenderedPageBreak/>
-        <w:t>{</w:t>
-      </w:r>
+      </w:pPr>
       <w:r>
         <w:rPr>
           <w:color w:val="4A4A4A"/>
           <w:sz w:val="21"/>
           <w:szCs w:val="21"/>
         </w:rPr>
-        <w:t xml:space="preserve">% </w:t>
-      </w:r>
-      <w:proofErr w:type="spellStart"/>
+        <w:lastRenderedPageBreak/>
+        <w:t>{</w:t>
+      </w:r>
       <w:r>
         <w:rPr>
           <w:color w:val="4A4A4A"/>
           <w:sz w:val="21"/>
           <w:szCs w:val="21"/>
         </w:rPr>
-        <w:t>endfor</w:t>
-      </w:r>
-      <w:proofErr w:type="spellEnd"/>
+        <w:t xml:space="preserve">% </w:t>
+      </w:r>
+      <w:proofErr w:type="spellStart"/>
       <w:r>
         <w:rPr>
           <w:color w:val="4A4A4A"/>
           <w:sz w:val="21"/>
           <w:szCs w:val="21"/>
         </w:rPr>
-        <w:t xml:space="preserve"> %</w:t>
-      </w:r>
+        <w:t>endfor</w:t>
+      </w:r>
+      <w:proofErr w:type="spellEnd"/>
       <w:r>
         <w:rPr>
           <w:color w:val="4A4A4A"/>
           <w:sz w:val="21"/>
           <w:szCs w:val="21"/>
         </w:rPr>
+        <w:t xml:space="preserve"> </w:t>
+      </w:r>
+      <w:proofErr w:type="gramStart"/>
+      <w:r>
+        <w:rPr>
+          <w:color w:val="4A4A4A"/>
+          <w:sz w:val="21"/>
+          <w:szCs w:val="21"/>
+        </w:rPr>
+        <w:t>%</w:t>
+      </w:r>
+      <w:r>
+        <w:rPr>
+          <w:color w:val="4A4A4A"/>
+          <w:sz w:val="21"/>
+          <w:szCs w:val="21"/>
+        </w:rPr>
         <w:t xml:space="preserve"> }</w:t>
       </w:r>
+      <w:proofErr w:type="gramEnd"/>
     </w:p>
     <w:tbl>
       <w:tblPr>
@@ -1372,6 +1414,39 @@
       <w:proofErr w:type="spellEnd"/>
       <w:r>
         <w:t>}}</w:t>
+      </w:r>
+    </w:p>
+    <w:p>
+      <w:pPr>
+        <w:tabs>
+          <w:tab w:val="left" w:pos="270"/>
+          <w:tab w:val="left" w:pos="450"/>
+        </w:tabs>
+        <w:spacing w:before="100" w:after="100"/>
+      </w:pPr>
+    </w:p>
+    <w:p>
+      <w:pPr>
+        <w:tabs>
+          <w:tab w:val="left" w:pos="270"/>
+          <w:tab w:val="left" w:pos="450"/>
+        </w:tabs>
+        <w:spacing w:before="100" w:after="100"/>
+      </w:pPr>
+      <w:r>
+        <w:t xml:space="preserve">Please take a moment to carefully review and familiarize yourself with the terms and conditions outlined on the last page of this estimate, as they form an important part of the agreement. </w:t>
+      </w:r>
+    </w:p>
+    <w:p>
+      <w:pPr>
+        <w:tabs>
+          <w:tab w:val="left" w:pos="270"/>
+          <w:tab w:val="left" w:pos="450"/>
+        </w:tabs>
+        <w:spacing w:before="100" w:after="100"/>
+      </w:pPr>
+      <w:r>
+        <w:t>If you have any questions or need clarification on any items, feel free to reach out before proceeding.</w:t>
       </w:r>
     </w:p>
     <w:p>
@@ -1721,54 +1796,6 @@
     </w:p>
     <w:p>
       <w:pPr>
-        <w:tabs>
-          <w:tab w:val="left" w:pos="270"/>
-          <w:tab w:val="left" w:pos="450"/>
-        </w:tabs>
-      </w:pPr>
-    </w:p>
-    <w:p>
-      <w:pPr>
-        <w:tabs>
-          <w:tab w:val="left" w:pos="270"/>
-          <w:tab w:val="left" w:pos="450"/>
-        </w:tabs>
-      </w:pPr>
-    </w:p>
-    <w:p>
-      <w:pPr>
-        <w:tabs>
-          <w:tab w:val="left" w:pos="270"/>
-          <w:tab w:val="left" w:pos="450"/>
-        </w:tabs>
-      </w:pPr>
-    </w:p>
-    <w:p>
-      <w:pPr>
-        <w:tabs>
-          <w:tab w:val="left" w:pos="270"/>
-          <w:tab w:val="left" w:pos="450"/>
-        </w:tabs>
-      </w:pPr>
-    </w:p>
-    <w:p>
-      <w:pPr>
-        <w:tabs>
-          <w:tab w:val="left" w:pos="270"/>
-          <w:tab w:val="left" w:pos="450"/>
-        </w:tabs>
-      </w:pPr>
-    </w:p>
-    <w:p>
-      <w:pPr>
-        <w:tabs>
-          <w:tab w:val="left" w:pos="270"/>
-          <w:tab w:val="left" w:pos="450"/>
-        </w:tabs>
-      </w:pPr>
-    </w:p>
-    <w:p>
-      <w:pPr>
         <w:pBdr>
           <w:bottom w:val="single" w:sz="6" w:space="4" w:color="E05A00"/>
         </w:pBdr>
@@ -1841,17 +1868,104 @@
     <w:p>
       <w:pPr>
         <w:spacing w:before="100" w:after="100"/>
-      </w:pPr>
+        <w:rPr>
+          <w:color w:val="666666"/>
+        </w:rPr>
+      </w:pPr>
+      <w:r>
+        <w:rPr>
+          <w:color w:val="666666"/>
+        </w:rPr>
+        <w:t xml:space="preserve">Unless otherwise agreed all payments should be made to address below: </w:t>
+      </w:r>
+    </w:p>
+    <w:p>
+      <w:pPr>
+        <w:spacing w:before="100"/>
+        <w:rPr>
+          <w:color w:val="666666"/>
+        </w:rPr>
+      </w:pPr>
+      <w:r>
+        <w:rPr>
+          <w:color w:val="666666"/>
+        </w:rPr>
+        <w:t>KG Construction Corp</w:t>
+      </w:r>
+      <w:r>
+        <w:rPr>
+          <w:color w:val="666666"/>
+        </w:rPr>
+        <w:br/>
+        <w:t>6553 79th Pl, Middle Village</w:t>
+      </w:r>
+      <w:r>
+        <w:rPr>
+          <w:color w:val="666666"/>
+        </w:rPr>
+        <w:br/>
+        <w:t>NY 11379-2720</w:t>
+      </w:r>
+    </w:p>
+    <w:p>
+      <w:pPr>
+        <w:spacing w:after="100"/>
+        <w:rPr>
+          <w:color w:val="666666"/>
+        </w:rPr>
+      </w:pPr>
+    </w:p>
+    <w:p>
+      <w:pPr>
+        <w:spacing w:after="100"/>
+      </w:pPr>
+      <w:r>
+        <w:rPr>
+          <w:color w:val="1A1A1A"/>
+        </w:rPr>
+        <w:t>2. CHANGE ORDERS</w:t>
+      </w:r>
     </w:p>
     <w:p>
       <w:pPr>
         <w:spacing w:before="100" w:after="100"/>
+        <w:rPr>
+          <w:color w:val="666666"/>
+        </w:rPr>
+      </w:pPr>
+      <w:r>
+        <w:rPr>
+          <w:color w:val="666666"/>
+        </w:rPr>
+        <w:t xml:space="preserve">Any changes to the original scope of work must be </w:t>
+      </w:r>
+      <w:r>
+        <w:rPr>
+          <w:color w:val="666666"/>
+        </w:rPr>
+        <w:t>documented and approved by both parties</w:t>
+      </w:r>
+      <w:r>
+        <w:rPr>
+          <w:color w:val="666666"/>
+        </w:rPr>
+        <w:t xml:space="preserve">. Additional costs resulting from changes will be billed accordingly. </w:t>
+      </w:r>
+    </w:p>
+    <w:p>
+      <w:pPr>
+        <w:spacing w:before="100" w:after="100"/>
+      </w:pPr>
+    </w:p>
+    <w:p>
+      <w:pPr>
+        <w:spacing w:before="100" w:after="100"/>
       </w:pPr>
       <w:r>
         <w:rPr>
           <w:color w:val="1A1A1A"/>
         </w:rPr>
-        <w:t>2. CHANGE ORDERS</w:t>
+        <w:t>3. MATERIALS</w:t>
       </w:r>
     </w:p>
     <w:p>
@@ -1865,19 +1979,37 @@
         <w:rPr>
           <w:color w:val="666666"/>
         </w:rPr>
-        <w:t xml:space="preserve">Any changes to the original scope of work must be </w:t>
-      </w:r>
-      <w:r>
+        <w:t>All materials provided by KG Construction Corp are subject to availability. Substitutions of equal or greater quality may be made at the contractor's discretion with client notification.</w:t>
+      </w:r>
+    </w:p>
+    <w:p>
+      <w:pPr>
+        <w:spacing w:before="100" w:after="100"/>
+      </w:pPr>
+    </w:p>
+    <w:p>
+      <w:pPr>
+        <w:spacing w:before="100" w:after="100"/>
+      </w:pPr>
+      <w:r>
+        <w:rPr>
+          <w:color w:val="1A1A1A"/>
+        </w:rPr>
+        <w:t>4. LIABILITY</w:t>
+      </w:r>
+    </w:p>
+    <w:p>
+      <w:pPr>
+        <w:spacing w:before="100" w:after="100"/>
         <w:rPr>
           <w:color w:val="666666"/>
         </w:rPr>
-        <w:t>documented and approved by both parties</w:t>
-      </w:r>
+      </w:pPr>
       <w:r>
         <w:rPr>
           <w:color w:val="666666"/>
         </w:rPr>
-        <w:t xml:space="preserve">. Additional costs resulting from changes will be billed accordingly. </w:t>
+        <w:t>KG Construction Corp maintains general liability insurance. The contractor shall not be liable for delays caused by weather, material shortages, or other conditions beyond reasonable control.</w:t>
       </w:r>
     </w:p>
     <w:p>
@@ -1893,7 +2025,7 @@
         <w:rPr>
           <w:color w:val="1A1A1A"/>
         </w:rPr>
-        <w:t>3. MATERIALS</w:t>
+        <w:t>5. ACCEPTANCE</w:t>
       </w:r>
     </w:p>
     <w:p>
@@ -1907,23 +2039,29 @@
         <w:rPr>
           <w:color w:val="666666"/>
         </w:rPr>
-        <w:t>All materials provided by KG Construction Corp are subject to availability. Substitutions of equal or greater quality may be made at the contractor's discretion with client notification.</w:t>
+        <w:t>This proposal is valid for 30 days from the date of issue. Accepting constitutes agreement to terms and conditions outlined in this document.</w:t>
       </w:r>
     </w:p>
     <w:p>
       <w:pPr>
         <w:spacing w:before="100" w:after="100"/>
+        <w:rPr>
+          <w:color w:val="1A1A1A"/>
+        </w:rPr>
       </w:pPr>
     </w:p>
     <w:p>
       <w:pPr>
         <w:spacing w:before="100" w:after="100"/>
+        <w:rPr>
+          <w:color w:val="666666"/>
+        </w:rPr>
       </w:pPr>
       <w:r>
         <w:rPr>
           <w:color w:val="1A1A1A"/>
         </w:rPr>
-        <w:t>4. LIABILITY</w:t>
+        <w:t xml:space="preserve">6. SITE ACCESS </w:t>
       </w:r>
     </w:p>
     <w:p>
@@ -1937,23 +2075,29 @@
         <w:rPr>
           <w:color w:val="666666"/>
         </w:rPr>
-        <w:t>KG Construction Corp maintains general liability insurance. The contractor shall not be liable for delays caused by weather, material shortages, or other conditions beyond reasonable control.</w:t>
+        <w:t>The client agrees to provide reasonable access to the property during normal working hours for the duration of the project. Delays caused by restricted access, scheduling conflicts, or inability to access the work area may result in schedule adjustments and additional costs.</w:t>
       </w:r>
     </w:p>
     <w:p>
       <w:pPr>
         <w:spacing w:before="100" w:after="100"/>
+        <w:rPr>
+          <w:color w:val="666666"/>
+        </w:rPr>
       </w:pPr>
     </w:p>
     <w:p>
       <w:pPr>
         <w:spacing w:before="100" w:after="100"/>
+        <w:rPr>
+          <w:color w:val="666666"/>
+        </w:rPr>
       </w:pPr>
       <w:r>
         <w:rPr>
           <w:color w:val="1A1A1A"/>
         </w:rPr>
-        <w:t>5. ACCEPTANCE</w:t>
+        <w:t>7. PAYMENET DELAYS</w:t>
       </w:r>
     </w:p>
     <w:p>
@@ -1967,16 +2111,36 @@
         <w:rPr>
           <w:color w:val="666666"/>
         </w:rPr>
-        <w:t>This proposal is valid for 30 days from the date of issue. Accepting constitutes agreement to terms and conditions outlined in this document.</w:t>
+        <w:t xml:space="preserve">Payments not received within the agreed payment terms shall accrue interest at a rate of 1.5% per month (18% annually) on the unpaid balance, or the maximum rate permitted under New York law. Interest will begin accruing immediately after the payment due date and will continue until the balance is paid in full. </w:t>
       </w:r>
     </w:p>
     <w:p>
       <w:pPr>
         <w:spacing w:before="100" w:after="100"/>
         <w:rPr>
+          <w:color w:val="666666"/>
+        </w:rPr>
+      </w:pPr>
+    </w:p>
+    <w:p>
+      <w:pPr>
+        <w:spacing w:before="100" w:after="100"/>
+        <w:rPr>
           <w:color w:val="1A1A1A"/>
         </w:rPr>
       </w:pPr>
+      <w:r>
+        <w:rPr>
+          <w:color w:val="1A1A1A"/>
+        </w:rPr>
+        <w:t xml:space="preserve">8. </w:t>
+      </w:r>
+      <w:r>
+        <w:rPr>
+          <w:color w:val="1A1A1A"/>
+        </w:rPr>
+        <w:t>PERMITS AND CODE COMPLIANCE</w:t>
+      </w:r>
     </w:p>
     <w:p>
       <w:pPr>
@@ -1987,161 +2151,15 @@
       </w:pPr>
       <w:r>
         <w:rPr>
-          <w:color w:val="1A1A1A"/>
-        </w:rPr>
-        <w:t xml:space="preserve">6. SITE ACCESS </w:t>
-      </w:r>
-    </w:p>
-    <w:p>
-      <w:pPr>
-        <w:spacing w:before="100" w:after="100"/>
-        <w:rPr>
           <w:color w:val="666666"/>
         </w:rPr>
-      </w:pPr>
+        <w:t>KG Construction Corp will perform work in accordance with applicable local building codes and regulations. Responsibility for obtaining permits may rest with the contractor or client depending on the scope, and any permit-related fees or required inspections will be billed accordingly.</w:t>
+      </w:r>
       <w:r>
         <w:rPr>
           <w:color w:val="666666"/>
         </w:rPr>
-        <w:t>The client agrees to provide reasonable access to the property during normal working hours for the duration of the project. Delays caused by restricted access, scheduling conflicts, or inability to access the work area may result in schedule adjustments and additional costs.</w:t>
-      </w:r>
-    </w:p>
-    <w:p>
-      <w:pPr>
-        <w:spacing w:before="100" w:after="100"/>
-        <w:rPr>
-          <w:color w:val="666666"/>
-        </w:rPr>
-      </w:pPr>
-    </w:p>
-    <w:p>
-      <w:pPr>
-        <w:spacing w:before="100" w:after="100"/>
-        <w:rPr>
-          <w:color w:val="666666"/>
-        </w:rPr>
-      </w:pPr>
-      <w:r>
-        <w:rPr>
-          <w:color w:val="1A1A1A"/>
-        </w:rPr>
-        <w:t>7. P</w:t>
-      </w:r>
-      <w:r>
-        <w:rPr>
-          <w:color w:val="1A1A1A"/>
-        </w:rPr>
-        <w:t>AYMENET DELAYS</w:t>
-      </w:r>
-    </w:p>
-    <w:p>
-      <w:pPr>
-        <w:spacing w:before="100" w:after="100"/>
-        <w:rPr>
-          <w:color w:val="666666"/>
-        </w:rPr>
-      </w:pPr>
-      <w:r>
-        <w:rPr>
-          <w:color w:val="666666"/>
-        </w:rPr>
-        <w:t xml:space="preserve">Payments not received within the agreed payment terms shall accrue interest at a rate of 1.5% per month (18% annually) on the unpaid balance, or the maximum rate permitted under New York law. Interest will begin accruing immediately after the payment due date and will continue until the balance is paid in full. </w:t>
-      </w:r>
-    </w:p>
-    <w:p>
-      <w:pPr>
-        <w:spacing w:before="100" w:after="100"/>
-        <w:rPr>
-          <w:color w:val="666666"/>
-        </w:rPr>
-      </w:pPr>
-    </w:p>
-    <w:p>
-      <w:pPr>
-        <w:spacing w:before="100" w:after="100"/>
-        <w:rPr>
-          <w:color w:val="1A1A1A"/>
-        </w:rPr>
-      </w:pPr>
-      <w:r>
-        <w:rPr>
-          <w:color w:val="1A1A1A"/>
-        </w:rPr>
-        <w:t xml:space="preserve">7. </w:t>
-      </w:r>
-      <w:r>
-        <w:rPr>
-          <w:color w:val="1A1A1A"/>
-        </w:rPr>
-        <w:t>PERMITS AND CODE COMPLIANCE</w:t>
-      </w:r>
-    </w:p>
-    <w:p>
-      <w:pPr>
-        <w:spacing w:before="100" w:after="100"/>
-        <w:rPr>
-          <w:color w:val="666666"/>
-        </w:rPr>
-      </w:pPr>
-      <w:r>
-        <w:rPr>
-          <w:color w:val="666666"/>
-        </w:rPr>
-        <w:t>KG Construction Corp will perform work in accordance with applicable local building codes and regulations. Responsibility for obtaining permits may rest with the contractor or client depending on the agreed scope, and any permit-related fees or required inspections will be billed accordingly.</w:t>
-      </w:r>
-    </w:p>
-    <w:p>
-      <w:pPr>
-        <w:spacing w:before="100" w:after="100"/>
-        <w:rPr>
-          <w:color w:val="666666"/>
-        </w:rPr>
-      </w:pPr>
-    </w:p>
-    <w:p>
-      <w:pPr>
-        <w:spacing w:before="100" w:after="100"/>
-        <w:rPr>
-          <w:color w:val="666666"/>
-        </w:rPr>
-      </w:pPr>
-      <w:r>
-        <w:rPr>
-          <w:color w:val="1A1A1A"/>
-        </w:rPr>
-        <w:t>7. RIGHT TO SUSPEND WORK</w:t>
-      </w:r>
-    </w:p>
-    <w:p>
-      <w:pPr>
-        <w:spacing w:before="100" w:after="100"/>
-        <w:rPr>
-          <w:color w:val="666666"/>
-        </w:rPr>
-      </w:pPr>
-      <w:r>
-        <w:rPr>
-          <w:color w:val="666666"/>
-        </w:rPr>
-        <w:t xml:space="preserve">KG Construction Corp reserves the right to suspend work if </w:t>
-      </w:r>
-      <w:r>
-        <w:rPr>
-          <w:color w:val="666666"/>
-        </w:rPr>
-        <w:t xml:space="preserve">agreed </w:t>
-      </w:r>
-      <w:r>
-        <w:rPr>
-          <w:color w:val="666666"/>
-        </w:rPr>
-        <w:t>payments are overdue</w:t>
-      </w:r>
-      <w:r>
-        <w:rPr>
-          <w:color w:val="666666"/>
-        </w:rPr>
-        <w:t>.</w:t>
+        <w:t xml:space="preserve"> KG Construction Corp reserves the right to suspend work if agreed payments are overdue. </w:t>
       </w:r>
     </w:p>
     <w:sectPr>

--- a/Estimate Template.docx
+++ b/Estimate Template.docx
@@ -583,15 +583,7 @@
                 <w:b/>
                 <w:bCs/>
               </w:rPr>
-              <w:t xml:space="preserve">Project </w:t>
-            </w:r>
-            <w:proofErr w:type="gramStart"/>
-            <w:r>
-              <w:rPr>
-                <w:b/>
-                <w:bCs/>
-              </w:rPr>
-              <w:t xml:space="preserve">Name: </w:t>
+              <w:t xml:space="preserve">Project Name: </w:t>
             </w:r>
             <w:r>
               <w:rPr>
@@ -608,7 +600,6 @@
               <w:t>{</w:t>
             </w:r>
             <w:proofErr w:type="spellStart"/>
-            <w:proofErr w:type="gramEnd"/>
             <w:r>
               <w:rPr>
                 <w:b/>
@@ -690,16 +681,11 @@
         <w:t>#sections</w:t>
       </w:r>
       <w:r>
-        <w:t xml:space="preserve"> in </w:t>
-      </w:r>
-      <w:proofErr w:type="gramStart"/>
-      <w:r>
-        <w:t>sections %</w:t>
+        <w:t xml:space="preserve"> in sections %</w:t>
       </w:r>
       <w:r>
         <w:t>}</w:t>
       </w:r>
-      <w:proofErr w:type="gramEnd"/>
     </w:p>
     <w:tbl>
       <w:tblPr>
@@ -826,7 +812,6 @@
               <w:t>{{</w:t>
             </w:r>
             <w:proofErr w:type="spellStart"/>
-            <w:proofErr w:type="gramStart"/>
             <w:r>
               <w:rPr>
                 <w:b/>
@@ -848,7 +833,6 @@
               <w:t>title</w:t>
             </w:r>
             <w:proofErr w:type="spellEnd"/>
-            <w:proofErr w:type="gramEnd"/>
             <w:r>
               <w:rPr>
                 <w:b/>
@@ -911,7 +895,6 @@
               <w:t>{{</w:t>
             </w:r>
             <w:proofErr w:type="spellStart"/>
-            <w:proofErr w:type="gramStart"/>
             <w:r>
               <w:rPr>
                 <w:b/>
@@ -933,7 +916,6 @@
               <w:t>price</w:t>
             </w:r>
             <w:proofErr w:type="spellEnd"/>
-            <w:proofErr w:type="gramEnd"/>
             <w:r>
               <w:rPr>
                 <w:b/>
@@ -980,7 +962,6 @@
         <w:t xml:space="preserve">% for line in </w:t>
       </w:r>
       <w:proofErr w:type="spellStart"/>
-      <w:proofErr w:type="gramStart"/>
       <w:r>
         <w:rPr>
           <w:color w:val="4A4A4A"/>
@@ -998,7 +979,6 @@
         <w:t>lines</w:t>
       </w:r>
       <w:proofErr w:type="spellEnd"/>
-      <w:proofErr w:type="gramEnd"/>
       <w:r>
         <w:rPr>
           <w:color w:val="4A4A4A"/>
@@ -1043,7 +1023,6 @@
         <w:t>{</w:t>
       </w:r>
       <w:proofErr w:type="spellStart"/>
-      <w:proofErr w:type="gramStart"/>
       <w:r>
         <w:rPr>
           <w:color w:val="4A4A4A"/>
@@ -1053,7 +1032,6 @@
         <w:t>line.lineNum</w:t>
       </w:r>
       <w:proofErr w:type="spellEnd"/>
-      <w:proofErr w:type="gramEnd"/>
       <w:r>
         <w:rPr>
           <w:color w:val="4A4A4A"/>
@@ -1155,16 +1133,15 @@
           <w:sz w:val="21"/>
           <w:szCs w:val="21"/>
         </w:rPr>
-        <w:t xml:space="preserve"> </w:t>
-      </w:r>
-      <w:proofErr w:type="gramStart"/>
+        <w:t xml:space="preserve"> %</w:t>
+      </w:r>
       <w:r>
         <w:rPr>
           <w:color w:val="4A4A4A"/>
           <w:sz w:val="21"/>
           <w:szCs w:val="21"/>
         </w:rPr>
-        <w:t>%</w:t>
+        <w:t xml:space="preserve"> </w:t>
       </w:r>
       <w:r>
         <w:rPr>
@@ -1172,17 +1149,19 @@
           <w:sz w:val="21"/>
           <w:szCs w:val="21"/>
         </w:rPr>
-        <w:t xml:space="preserve"> </w:t>
-      </w:r>
-      <w:r>
+        <w:t>}</w:t>
+      </w:r>
+    </w:p>
+    <w:p>
+      <w:pPr>
+        <w:spacing w:before="60" w:after="60"/>
+        <w:ind w:left="400"/>
         <w:rPr>
           <w:color w:val="4A4A4A"/>
           <w:sz w:val="21"/>
           <w:szCs w:val="21"/>
         </w:rPr>
-        <w:t>}</w:t>
-      </w:r>
-      <w:proofErr w:type="gramEnd"/>
+      </w:pPr>
     </w:p>
     <w:p>
       <w:pPr>
@@ -1205,70 +1184,49 @@
           <w:szCs w:val="21"/>
         </w:rPr>
       </w:pPr>
-    </w:p>
-    <w:p>
-      <w:pPr>
-        <w:spacing w:before="60" w:after="60"/>
-        <w:ind w:left="400"/>
+      <w:r>
         <w:rPr>
           <w:color w:val="4A4A4A"/>
           <w:sz w:val="21"/>
           <w:szCs w:val="21"/>
         </w:rPr>
-      </w:pPr>
+        <w:lastRenderedPageBreak/>
+        <w:t>{</w:t>
+      </w:r>
       <w:r>
         <w:rPr>
           <w:color w:val="4A4A4A"/>
           <w:sz w:val="21"/>
           <w:szCs w:val="21"/>
         </w:rPr>
-        <w:lastRenderedPageBreak/>
-        <w:t>{</w:t>
-      </w:r>
+        <w:t xml:space="preserve">% </w:t>
+      </w:r>
+      <w:proofErr w:type="spellStart"/>
       <w:r>
         <w:rPr>
           <w:color w:val="4A4A4A"/>
           <w:sz w:val="21"/>
           <w:szCs w:val="21"/>
         </w:rPr>
-        <w:t xml:space="preserve">% </w:t>
-      </w:r>
-      <w:proofErr w:type="spellStart"/>
+        <w:t>endfor</w:t>
+      </w:r>
+      <w:proofErr w:type="spellEnd"/>
       <w:r>
         <w:rPr>
           <w:color w:val="4A4A4A"/>
           <w:sz w:val="21"/>
           <w:szCs w:val="21"/>
         </w:rPr>
-        <w:t>endfor</w:t>
-      </w:r>
-      <w:proofErr w:type="spellEnd"/>
+        <w:t xml:space="preserve"> %</w:t>
+      </w:r>
       <w:r>
         <w:rPr>
           <w:color w:val="4A4A4A"/>
           <w:sz w:val="21"/>
           <w:szCs w:val="21"/>
         </w:rPr>
-        <w:t xml:space="preserve"> </w:t>
-      </w:r>
-      <w:proofErr w:type="gramStart"/>
-      <w:r>
-        <w:rPr>
-          <w:color w:val="4A4A4A"/>
-          <w:sz w:val="21"/>
-          <w:szCs w:val="21"/>
-        </w:rPr>
-        <w:t>%</w:t>
-      </w:r>
-      <w:r>
-        <w:rPr>
-          <w:color w:val="4A4A4A"/>
-          <w:sz w:val="21"/>
-          <w:szCs w:val="21"/>
-        </w:rPr>
         <w:t xml:space="preserve"> }</w:t>
       </w:r>
-      <w:proofErr w:type="gramEnd"/>
     </w:p>
     <w:tbl>
       <w:tblPr>
@@ -1876,7 +1834,31 @@
         <w:rPr>
           <w:color w:val="666666"/>
         </w:rPr>
-        <w:t xml:space="preserve">Unless otherwise agreed all payments should be made to address below: </w:t>
+        <w:t xml:space="preserve">Unless otherwise agreed all payments should be made </w:t>
+      </w:r>
+      <w:r>
+        <w:rPr>
+          <w:color w:val="666666"/>
+        </w:rPr>
+        <w:t xml:space="preserve">by CHECK </w:t>
+      </w:r>
+      <w:r>
+        <w:rPr>
+          <w:color w:val="666666"/>
+        </w:rPr>
+        <w:t xml:space="preserve">to </w:t>
+      </w:r>
+      <w:r>
+        <w:rPr>
+          <w:color w:val="666666"/>
+        </w:rPr>
+        <w:t xml:space="preserve">the </w:t>
+      </w:r>
+      <w:r>
+        <w:rPr>
+          <w:color w:val="666666"/>
+        </w:rPr>
+        <w:t xml:space="preserve">address below: </w:t>
       </w:r>
     </w:p>
     <w:p>
